--- a/output/2026-09-16/Речь_2026-09-16.docx
+++ b/output/2026-09-16/Речь_2026-09-16.docx
@@ -171,7 +171,7 @@
         <w:jc w:val="both"/>
       </w:pPr>
       <w:r>
-        <w:t>Вот такой получился день — насыщенный заявлениями о переговорах. Следим за развитием событий. С вами была я …, до новых встреч в эфире!</w:t>
+        <w:t>С вами был скролNews, до новых встреч!</w:t>
       </w:r>
     </w:p>
     <w:sectPr>
